--- a/tools/docx-render/templates/project-report.docx
+++ b/tools/docx-render/templates/project-report.docx
@@ -372,613 +372,13 @@
         <w:fldChar w:fldCharType="begin"/>
       </w:r>
       <w:r>
-        <w:instrText xml:space="preserve">TOC \o "1-2" \h \u </w:instrText>
+        <w:instrText xml:space="preserve"> TOC \o "1-2" \h \u </w:instrText>
       </w:r>
       <w:r>
         <w:fldChar w:fldCharType="separate"/>
       </w:r>
       <w:r>
-        <w:fldChar w:fldCharType="begin"/>
-      </w:r>
-      <w:r>
-        <w:instrText xml:space="preserve"> HYPERLINK \l _Toc9875 </w:instrText>
-      </w:r>
-      <w:r>
-        <w:fldChar w:fldCharType="separate"/>
-      </w:r>
-      <w:r>
-        <w:rPr>
-          <w:rFonts w:hint="eastAsia"/>
-        </w:rPr>
-        <w:t>1 概述</w:t>
-      </w:r>
-      <w:r>
-        <w:tab/>
-      </w:r>
-      <w:r>
-        <w:fldChar w:fldCharType="begin"/>
-      </w:r>
-      <w:r>
-        <w:instrText xml:space="preserve"> PAGEREF _Toc9875 </w:instrText>
-      </w:r>
-      <w:r>
-        <w:fldChar w:fldCharType="separate"/>
-      </w:r>
-      <w:r>
-        <w:t>1</w:t>
-      </w:r>
-      <w:r>
-        <w:fldChar w:fldCharType="end"/>
-      </w:r>
-      <w:r>
-        <w:fldChar w:fldCharType="end"/>
-      </w:r>
-    </w:p>
-    <w:p>
-      <w:pPr>
-        <w:pStyle w:val="15"/>
-        <w:keepNext w:val="0"/>
-        <w:keepLines w:val="0"/>
-        <w:pageBreakBefore w:val="0"/>
-        <w:widowControl w:val="0"/>
-        <w:tabs>
-          <w:tab w:val="right" w:leader="dot" w:pos="8504"/>
-        </w:tabs>
-        <w:kinsoku/>
-        <w:wordWrap/>
-        <w:overflowPunct/>
-        <w:topLinePunct w:val="0"/>
-        <w:autoSpaceDE/>
-        <w:autoSpaceDN/>
-        <w:bidi w:val="0"/>
-        <w:adjustRightInd/>
-        <w:snapToGrid/>
-        <w:ind w:firstLine="0" w:firstLineChars="0"/>
-        <w:textAlignment w:val="auto"/>
-      </w:pPr>
-      <w:r>
-        <w:fldChar w:fldCharType="begin"/>
-      </w:r>
-      <w:r>
-        <w:instrText xml:space="preserve"> HYPERLINK \l _Toc27464 </w:instrText>
-      </w:r>
-      <w:r>
-        <w:fldChar w:fldCharType="separate"/>
-      </w:r>
-      <w:r>
-        <w:rPr>
-          <w:rFonts w:hint="eastAsia"/>
-        </w:rPr>
-        <w:t>2 测试过程及方法</w:t>
-      </w:r>
-      <w:r>
-        <w:tab/>
-      </w:r>
-      <w:r>
-        <w:fldChar w:fldCharType="begin"/>
-      </w:r>
-      <w:r>
-        <w:instrText xml:space="preserve"> PAGEREF _Toc27464 </w:instrText>
-      </w:r>
-      <w:r>
-        <w:fldChar w:fldCharType="separate"/>
-      </w:r>
-      <w:r>
-        <w:t>1</w:t>
-      </w:r>
-      <w:r>
-        <w:fldChar w:fldCharType="end"/>
-      </w:r>
-      <w:r>
-        <w:fldChar w:fldCharType="end"/>
-      </w:r>
-    </w:p>
-    <w:p>
-      <w:pPr>
-        <w:pStyle w:val="16"/>
-        <w:keepNext w:val="0"/>
-        <w:keepLines w:val="0"/>
-        <w:pageBreakBefore w:val="0"/>
-        <w:widowControl w:val="0"/>
-        <w:tabs>
-          <w:tab w:val="right" w:leader="dot" w:pos="8504"/>
-        </w:tabs>
-        <w:kinsoku/>
-        <w:wordWrap/>
-        <w:overflowPunct/>
-        <w:topLinePunct w:val="0"/>
-        <w:autoSpaceDE/>
-        <w:autoSpaceDN/>
-        <w:bidi w:val="0"/>
-        <w:adjustRightInd/>
-        <w:snapToGrid/>
-        <w:ind w:firstLine="0" w:firstLineChars="0"/>
-        <w:textAlignment w:val="auto"/>
-      </w:pPr>
-      <w:r>
-        <w:fldChar w:fldCharType="begin"/>
-      </w:r>
-      <w:r>
-        <w:instrText xml:space="preserve"> HYPERLINK \l _Toc25709 </w:instrText>
-      </w:r>
-      <w:r>
-        <w:fldChar w:fldCharType="separate"/>
-      </w:r>
-      <w:r>
-        <w:rPr>
-          <w:rFonts w:hint="eastAsia"/>
-        </w:rPr>
-        <w:t>2.1 渗透测试概念</w:t>
-      </w:r>
-      <w:r>
-        <w:tab/>
-      </w:r>
-      <w:r>
-        <w:fldChar w:fldCharType="begin"/>
-      </w:r>
-      <w:r>
-        <w:instrText xml:space="preserve"> PAGEREF _Toc25709 </w:instrText>
-      </w:r>
-      <w:r>
-        <w:fldChar w:fldCharType="separate"/>
-      </w:r>
-      <w:r>
-        <w:t>1</w:t>
-      </w:r>
-      <w:r>
-        <w:fldChar w:fldCharType="end"/>
-      </w:r>
-      <w:r>
-        <w:fldChar w:fldCharType="end"/>
-      </w:r>
-    </w:p>
-    <w:p>
-      <w:pPr>
-        <w:pStyle w:val="16"/>
-        <w:keepNext w:val="0"/>
-        <w:keepLines w:val="0"/>
-        <w:pageBreakBefore w:val="0"/>
-        <w:widowControl w:val="0"/>
-        <w:tabs>
-          <w:tab w:val="right" w:leader="dot" w:pos="8504"/>
-        </w:tabs>
-        <w:kinsoku/>
-        <w:wordWrap/>
-        <w:overflowPunct/>
-        <w:topLinePunct w:val="0"/>
-        <w:autoSpaceDE/>
-        <w:autoSpaceDN/>
-        <w:bidi w:val="0"/>
-        <w:adjustRightInd/>
-        <w:snapToGrid/>
-        <w:ind w:firstLine="0" w:firstLineChars="0"/>
-        <w:textAlignment w:val="auto"/>
-      </w:pPr>
-      <w:r>
-        <w:fldChar w:fldCharType="begin"/>
-      </w:r>
-      <w:r>
-        <w:instrText xml:space="preserve"> HYPERLINK \l _Toc31840 </w:instrText>
-      </w:r>
-      <w:r>
-        <w:fldChar w:fldCharType="separate"/>
-      </w:r>
-      <w:r>
-        <w:rPr>
-          <w:rFonts w:hint="eastAsia"/>
-        </w:rPr>
-        <w:t>2.2 使用工具介绍</w:t>
-      </w:r>
-      <w:r>
-        <w:tab/>
-      </w:r>
-      <w:r>
-        <w:fldChar w:fldCharType="begin"/>
-      </w:r>
-      <w:r>
-        <w:instrText xml:space="preserve"> PAGEREF _Toc31840 </w:instrText>
-      </w:r>
-      <w:r>
-        <w:fldChar w:fldCharType="separate"/>
-      </w:r>
-      <w:r>
-        <w:t>1</w:t>
-      </w:r>
-      <w:r>
-        <w:fldChar w:fldCharType="end"/>
-      </w:r>
-      <w:r>
-        <w:fldChar w:fldCharType="end"/>
-      </w:r>
-    </w:p>
-    <w:p>
-      <w:pPr>
-        <w:pStyle w:val="16"/>
-        <w:keepNext w:val="0"/>
-        <w:keepLines w:val="0"/>
-        <w:pageBreakBefore w:val="0"/>
-        <w:widowControl w:val="0"/>
-        <w:tabs>
-          <w:tab w:val="right" w:leader="dot" w:pos="8504"/>
-        </w:tabs>
-        <w:kinsoku/>
-        <w:wordWrap/>
-        <w:overflowPunct/>
-        <w:topLinePunct w:val="0"/>
-        <w:autoSpaceDE/>
-        <w:autoSpaceDN/>
-        <w:bidi w:val="0"/>
-        <w:adjustRightInd/>
-        <w:snapToGrid/>
-        <w:ind w:firstLine="0" w:firstLineChars="0"/>
-        <w:textAlignment w:val="auto"/>
-      </w:pPr>
-      <w:r>
-        <w:fldChar w:fldCharType="begin"/>
-      </w:r>
-      <w:r>
-        <w:instrText xml:space="preserve"> HYPERLINK \l _Toc24274 </w:instrText>
-      </w:r>
-      <w:r>
-        <w:fldChar w:fldCharType="separate"/>
-      </w:r>
-      <w:r>
-        <w:rPr>
-          <w:rFonts w:hint="eastAsia"/>
-        </w:rPr>
-        <w:t>2.3 测试过程介绍</w:t>
-      </w:r>
-      <w:r>
-        <w:tab/>
-      </w:r>
-      <w:r>
-        <w:fldChar w:fldCharType="begin"/>
-      </w:r>
-      <w:r>
-        <w:instrText xml:space="preserve"> PAGEREF _Toc24274 </w:instrText>
-      </w:r>
-      <w:r>
-        <w:fldChar w:fldCharType="separate"/>
-      </w:r>
-      <w:r>
-        <w:t>3</w:t>
-      </w:r>
-      <w:r>
-        <w:fldChar w:fldCharType="end"/>
-      </w:r>
-      <w:r>
-        <w:fldChar w:fldCharType="end"/>
-      </w:r>
-    </w:p>
-    <w:p>
-      <w:pPr>
-        <w:pStyle w:val="15"/>
-        <w:keepNext w:val="0"/>
-        <w:keepLines w:val="0"/>
-        <w:pageBreakBefore w:val="0"/>
-        <w:widowControl w:val="0"/>
-        <w:tabs>
-          <w:tab w:val="right" w:leader="dot" w:pos="8504"/>
-        </w:tabs>
-        <w:kinsoku/>
-        <w:wordWrap/>
-        <w:overflowPunct/>
-        <w:topLinePunct w:val="0"/>
-        <w:autoSpaceDE/>
-        <w:autoSpaceDN/>
-        <w:bidi w:val="0"/>
-        <w:adjustRightInd/>
-        <w:snapToGrid/>
-        <w:ind w:firstLine="0" w:firstLineChars="0"/>
-        <w:textAlignment w:val="auto"/>
-      </w:pPr>
-      <w:r>
-        <w:fldChar w:fldCharType="begin"/>
-      </w:r>
-      <w:r>
-        <w:instrText xml:space="preserve"> HYPERLINK \l _Toc23377 </w:instrText>
-      </w:r>
-      <w:r>
-        <w:fldChar w:fldCharType="separate"/>
-      </w:r>
-      <w:r>
-        <w:rPr>
-          <w:rFonts w:hint="eastAsia"/>
-        </w:rPr>
-        <w:t>3 测试结果与分析</w:t>
-      </w:r>
-      <w:r>
-        <w:tab/>
-      </w:r>
-      <w:r>
-        <w:fldChar w:fldCharType="begin"/>
-      </w:r>
-      <w:r>
-        <w:instrText xml:space="preserve"> PAGEREF _Toc23377 </w:instrText>
-      </w:r>
-      <w:r>
-        <w:fldChar w:fldCharType="separate"/>
-      </w:r>
-      <w:r>
-        <w:t>4</w:t>
-      </w:r>
-      <w:r>
-        <w:fldChar w:fldCharType="end"/>
-      </w:r>
-      <w:r>
-        <w:fldChar w:fldCharType="end"/>
-      </w:r>
-    </w:p>
-    <w:p>
-      <w:pPr>
-        <w:pStyle w:val="16"/>
-        <w:keepNext w:val="0"/>
-        <w:keepLines w:val="0"/>
-        <w:pageBreakBefore w:val="0"/>
-        <w:widowControl w:val="0"/>
-        <w:tabs>
-          <w:tab w:val="right" w:leader="dot" w:pos="8504"/>
-        </w:tabs>
-        <w:kinsoku/>
-        <w:wordWrap/>
-        <w:overflowPunct/>
-        <w:topLinePunct w:val="0"/>
-        <w:autoSpaceDE/>
-        <w:autoSpaceDN/>
-        <w:bidi w:val="0"/>
-        <w:adjustRightInd/>
-        <w:snapToGrid/>
-        <w:ind w:firstLine="0" w:firstLineChars="0"/>
-        <w:textAlignment w:val="auto"/>
-      </w:pPr>
-      <w:r>
-        <w:fldChar w:fldCharType="begin"/>
-      </w:r>
-      <w:r>
-        <w:instrText xml:space="preserve"> HYPERLINK \l _Toc21060 </w:instrText>
-      </w:r>
-      <w:r>
-        <w:fldChar w:fldCharType="separate"/>
-      </w:r>
-      <w:r>
-        <w:rPr>
-          <w:rFonts w:hint="eastAsia"/>
-        </w:rPr>
-        <w:t xml:space="preserve">3.1 </w:t>
-      </w:r>
-      <w:r>
-        <w:rPr>
-          <w:rFonts w:ascii="Cambria" w:hAnsi="Cambria"/>
-        </w:rPr>
-        <w:t>I</w:t>
-      </w:r>
-      <w:r>
-        <w:rPr>
-          <w:rFonts w:hint="eastAsia"/>
-        </w:rPr>
-        <w:t>区</w:t>
-      </w:r>
-      <w:r>
-        <w:tab/>
-      </w:r>
-      <w:r>
-        <w:fldChar w:fldCharType="begin"/>
-      </w:r>
-      <w:r>
-        <w:instrText xml:space="preserve"> PAGEREF _Toc21060 </w:instrText>
-      </w:r>
-      <w:r>
-        <w:fldChar w:fldCharType="separate"/>
-      </w:r>
-      <w:r>
-        <w:t>4</w:t>
-      </w:r>
-      <w:r>
-        <w:fldChar w:fldCharType="end"/>
-      </w:r>
-      <w:r>
-        <w:fldChar w:fldCharType="end"/>
-      </w:r>
-    </w:p>
-    <w:p>
-      <w:pPr>
-        <w:pStyle w:val="16"/>
-        <w:keepNext w:val="0"/>
-        <w:keepLines w:val="0"/>
-        <w:pageBreakBefore w:val="0"/>
-        <w:widowControl w:val="0"/>
-        <w:tabs>
-          <w:tab w:val="right" w:leader="dot" w:pos="8504"/>
-        </w:tabs>
-        <w:kinsoku/>
-        <w:wordWrap/>
-        <w:overflowPunct/>
-        <w:topLinePunct w:val="0"/>
-        <w:autoSpaceDE/>
-        <w:autoSpaceDN/>
-        <w:bidi w:val="0"/>
-        <w:adjustRightInd/>
-        <w:snapToGrid/>
-        <w:ind w:firstLine="0" w:firstLineChars="0"/>
-        <w:textAlignment w:val="auto"/>
-      </w:pPr>
-      <w:r>
-        <w:fldChar w:fldCharType="begin"/>
-      </w:r>
-      <w:r>
-        <w:instrText xml:space="preserve"> HYPERLINK \l _Toc24649 </w:instrText>
-      </w:r>
-      <w:r>
-        <w:fldChar w:fldCharType="separate"/>
-      </w:r>
-      <w:r>
-        <w:rPr>
-          <w:rFonts w:hint="eastAsia"/>
-        </w:rPr>
-        <w:t xml:space="preserve">3.2 </w:t>
-      </w:r>
-      <w:r>
-        <w:rPr>
-          <w:rFonts w:ascii="Cambria" w:hAnsi="Cambria"/>
-        </w:rPr>
-        <w:t>II</w:t>
-      </w:r>
-      <w:r>
-        <w:rPr>
-          <w:rFonts w:hint="eastAsia"/>
-        </w:rPr>
-        <w:t>区</w:t>
-      </w:r>
-      <w:r>
-        <w:tab/>
-      </w:r>
-      <w:r>
-        <w:fldChar w:fldCharType="begin"/>
-      </w:r>
-      <w:r>
-        <w:instrText xml:space="preserve"> PAGEREF _Toc24649 </w:instrText>
-      </w:r>
-      <w:r>
-        <w:fldChar w:fldCharType="separate"/>
-      </w:r>
-      <w:r>
-        <w:t>8</w:t>
-      </w:r>
-      <w:r>
-        <w:fldChar w:fldCharType="end"/>
-      </w:r>
-      <w:r>
-        <w:fldChar w:fldCharType="end"/>
-      </w:r>
-    </w:p>
-    <w:p>
-      <w:pPr>
-        <w:pStyle w:val="16"/>
-        <w:keepNext w:val="0"/>
-        <w:keepLines w:val="0"/>
-        <w:pageBreakBefore w:val="0"/>
-        <w:widowControl w:val="0"/>
-        <w:tabs>
-          <w:tab w:val="right" w:leader="dot" w:pos="8504"/>
-        </w:tabs>
-        <w:kinsoku/>
-        <w:wordWrap/>
-        <w:overflowPunct/>
-        <w:topLinePunct w:val="0"/>
-        <w:autoSpaceDE/>
-        <w:autoSpaceDN/>
-        <w:bidi w:val="0"/>
-        <w:adjustRightInd/>
-        <w:snapToGrid/>
-        <w:ind w:firstLine="0" w:firstLineChars="0"/>
-        <w:textAlignment w:val="auto"/>
-      </w:pPr>
-      <w:r>
-        <w:fldChar w:fldCharType="begin"/>
-      </w:r>
-      <w:r>
-        <w:instrText xml:space="preserve"> HYPERLINK \l _Toc29966 </w:instrText>
-      </w:r>
-      <w:r>
-        <w:fldChar w:fldCharType="separate"/>
-      </w:r>
-      <w:r>
-        <w:rPr>
-          <w:rFonts w:hint="eastAsia"/>
-        </w:rPr>
-        <w:t xml:space="preserve">3.3 </w:t>
-      </w:r>
-      <w:r>
-        <w:rPr>
-          <w:rFonts w:ascii="Cambria" w:hAnsi="Cambria"/>
-        </w:rPr>
-        <w:t>III</w:t>
-      </w:r>
-      <w:r>
-        <w:rPr>
-          <w:rFonts w:hint="eastAsia"/>
-        </w:rPr>
-        <w:t>区</w:t>
-      </w:r>
-      <w:r>
-        <w:tab/>
-      </w:r>
-      <w:r>
-        <w:fldChar w:fldCharType="begin"/>
-      </w:r>
-      <w:r>
-        <w:instrText xml:space="preserve"> PAGEREF _Toc29966 </w:instrText>
-      </w:r>
-      <w:r>
-        <w:fldChar w:fldCharType="separate"/>
-      </w:r>
-      <w:r>
-        <w:t>10</w:t>
-      </w:r>
-      <w:r>
-        <w:fldChar w:fldCharType="end"/>
-      </w:r>
-      <w:r>
-        <w:fldChar w:fldCharType="end"/>
-      </w:r>
-    </w:p>
-    <w:p>
-      <w:pPr>
-        <w:pStyle w:val="15"/>
-        <w:keepNext w:val="0"/>
-        <w:keepLines w:val="0"/>
-        <w:pageBreakBefore w:val="0"/>
-        <w:widowControl w:val="0"/>
-        <w:tabs>
-          <w:tab w:val="right" w:leader="dot" w:pos="8504"/>
-        </w:tabs>
-        <w:kinsoku/>
-        <w:wordWrap/>
-        <w:overflowPunct/>
-        <w:topLinePunct w:val="0"/>
-        <w:autoSpaceDE/>
-        <w:autoSpaceDN/>
-        <w:bidi w:val="0"/>
-        <w:adjustRightInd/>
-        <w:snapToGrid/>
-        <w:ind w:firstLine="0" w:firstLineChars="0"/>
-        <w:textAlignment w:val="auto"/>
-      </w:pPr>
-      <w:r>
-        <w:fldChar w:fldCharType="begin"/>
-      </w:r>
-      <w:r>
-        <w:instrText xml:space="preserve"> HYPERLINK \l _Toc29685 </w:instrText>
-      </w:r>
-      <w:r>
-        <w:fldChar w:fldCharType="separate"/>
-      </w:r>
-      <w:r>
-        <w:rPr>
-          <w:rFonts w:hint="eastAsia"/>
-        </w:rPr>
-        <w:t>4 渗透测试结论</w:t>
-      </w:r>
-      <w:r>
-        <w:tab/>
-      </w:r>
-      <w:r>
-        <w:fldChar w:fldCharType="begin"/>
-      </w:r>
-      <w:r>
-        <w:instrText xml:space="preserve"> PAGEREF _Toc29685 </w:instrText>
-      </w:r>
-      <w:r>
-        <w:fldChar w:fldCharType="separate"/>
-      </w:r>
-      <w:r>
-        <w:t>13</w:t>
-      </w:r>
-      <w:r>
-        <w:fldChar w:fldCharType="end"/>
-      </w:r>
-      <w:r>
-        <w:fldChar w:fldCharType="end"/>
+        <w:t>右键此处选择「更新域」以生成目录</w:t>
       </w:r>
     </w:p>
     <w:p>

--- a/tools/docx-render/templates/project-report.docx
+++ b/tools/docx-render/templates/project-report.docx
@@ -1913,7 +1913,7 @@
         <w:rPr>
           <w:rFonts w:hint="eastAsia"/>
         </w:rPr>
-        <w:t>本次测试共测试{{ report.client_name }}{{ conclusion.network_zone_names_text }}所有设备，共发现漏洞{{ conclusion.total }}个，其中高危漏洞{{ conclusion.high }}个、中危漏洞{{ conclusion.medium }}个、低危漏洞{{ conclusion.low }}个。其中问题主要集中在{{ conclusion.focus_text }}这几个方面。</w:t>
+        <w:t>本次测试共测试{{ report.client_name }}{{ conclusion.network_zone_names_text }}所有设备，共发现漏洞{{ conclusion.total }}个，其中严重漏洞{{ conclusion.critical }}个、高危漏洞{{ conclusion.high }}个、中危漏洞{{ conclusion.medium }}个、低危漏洞{{ conclusion.low }}个。其中问题主要集中在{{ conclusion.focus_text }}这几个方面。</w:t>
       </w:r>
     </w:p>
     <w:p>

--- a/tools/docx-render/templates/project-report.docx
+++ b/tools/docx-render/templates/project-report.docx
@@ -1555,7 +1555,7 @@
           <w:rFonts w:hint="eastAsia"/>
           <w:lang w:val="en-US" w:eastAsia="zh-CN"/>
         </w:rPr>
-        <w:t>接入记录：{{ session.label }}</w:t>
+        <w:t>测试设备接入点：{{ session.access_point }}</w:t>
       </w:r>
     </w:p>
     <w:p>
@@ -1570,22 +1570,7 @@
           <w:rFonts w:hint="eastAsia"/>
           <w:lang w:val="en-US" w:eastAsia="zh-CN"/>
         </w:rPr>
-        <w:t>接入点：{{ session.access_point }}</w:t>
-      </w:r>
-    </w:p>
-    <w:p>
-      <w:pPr>
-        <w:rPr>
-          <w:rFonts w:hint="default"/>
-          <w:lang w:val="en-US" w:eastAsia="zh-CN"/>
-        </w:rPr>
-      </w:pPr>
-      <w:r>
-        <w:rPr>
-          <w:rFonts w:hint="eastAsia"/>
-          <w:lang w:val="en-US" w:eastAsia="zh-CN"/>
-        </w:rPr>
-        <w:t>测试机 IP：{{ session.tester_ip }}</w:t>
+        <w:t>测试设备 IP：{{ session.tester_ip }}</w:t>
       </w:r>
     </w:p>
     <w:p>

--- a/tools/docx-render/templates/project-report.docx
+++ b/tools/docx-render/templates/project-report.docx
@@ -1764,18 +1764,29 @@
       </w:r>
     </w:p>
     <w:p>
+      <w:r>
+        <w:t>{%p for remediation_line in verification.remediation_lines %}</w:t>
+      </w:r>
+    </w:p>
+    <w:p>
       <w:pPr>
         <w:rPr>
           <w:rFonts w:hint="default"/>
           <w:lang w:val="en-US" w:eastAsia="zh-CN"/>
         </w:rPr>
+        <w:ind w:firstLineChars="200"/>
       </w:pPr>
       <w:r>
         <w:rPr>
           <w:rFonts w:hint="eastAsia"/>
           <w:lang w:val="en-US" w:eastAsia="zh-CN"/>
         </w:rPr>
-        <w:t>{{ verification.remediation }}</w:t>
+        <w:t>{{ remediation_line }}</w:t>
+      </w:r>
+    </w:p>
+    <w:p>
+      <w:r>
+        <w:t>{%p endfor %}</w:t>
       </w:r>
     </w:p>
     <w:p>
@@ -1820,7 +1831,7 @@
           <w:rFonts w:hint="eastAsia"/>
           <w:lang w:val="en-US" w:eastAsia="zh-CN"/>
         </w:rPr>
-        <w:t>{{ verification.title }}不存在证明，端口（{{ verification.ports_text }}）</w:t>
+        <w:t>{{ verification.title }}相关漏洞不存在证明，端口（{{ verification.ports_text }}）</w:t>
       </w:r>
     </w:p>
     <w:p>

--- a/tools/docx-render/templates/project-report.docx
+++ b/tools/docx-render/templates/project-report.docx
@@ -1539,11 +1539,6 @@
       </w:r>
     </w:p>
     <w:p>
-      <w:r>
-        <w:t>{%p for session in network_zone.sessions %}</w:t>
-      </w:r>
-    </w:p>
-    <w:p>
       <w:pPr>
         <w:rPr>
           <w:rFonts w:hint="default"/>
@@ -1555,7 +1550,7 @@
           <w:rFonts w:hint="eastAsia"/>
           <w:lang w:val="en-US" w:eastAsia="zh-CN"/>
         </w:rPr>
-        <w:t>测试设备接入点：{{ session.access_point }}</w:t>
+        <w:t>测试设备接入点：{{ network_zone.access_points_text }}</w:t>
       </w:r>
     </w:p>
     <w:p>
@@ -1570,7 +1565,7 @@
           <w:rFonts w:hint="eastAsia"/>
           <w:lang w:val="en-US" w:eastAsia="zh-CN"/>
         </w:rPr>
-        <w:t>测试设备 IP：{{ session.tester_ip }}</w:t>
+        <w:t>测试设备 IP：{{ network_zone.tester_ips_text }}</w:t>
       </w:r>
     </w:p>
     <w:p>
@@ -1585,12 +1580,12 @@
           <w:rFonts w:hint="eastAsia"/>
           <w:lang w:val="en-US" w:eastAsia="zh-CN"/>
         </w:rPr>
-        <w:t>测试范围：{{ session.targets_text }}</w:t>
-      </w:r>
-    </w:p>
-    <w:p>
-      <w:r>
-        <w:t>{%p if session.exclusions_text %}</w:t>
+        <w:t>测试范围：{{ network_zone.targets_text }}</w:t>
+      </w:r>
+    </w:p>
+    <w:p>
+      <w:r>
+        <w:t>{%p if network_zone.exclusions_text %}</w:t>
       </w:r>
     </w:p>
     <w:p>
@@ -1605,7 +1600,7 @@
           <w:rFonts w:hint="eastAsia"/>
           <w:lang w:val="en-US" w:eastAsia="zh-CN"/>
         </w:rPr>
-        <w:t>排除范围：{{ session.exclusions_text }}</w:t>
+        <w:t>排除范围：{{ network_zone.exclusions_text }}</w:t>
       </w:r>
     </w:p>
     <w:p>
@@ -1615,7 +1610,7 @@
     </w:p>
     <w:p>
       <w:r>
-        <w:t>{%p if session.notes %}</w:t>
+        <w:t>{%p if network_zone.notes_text %}</w:t>
       </w:r>
     </w:p>
     <w:p>
@@ -1630,17 +1625,12 @@
           <w:rFonts w:hint="eastAsia"/>
           <w:lang w:val="en-US" w:eastAsia="zh-CN"/>
         </w:rPr>
-        <w:t>备注：{{ session.notes }}</w:t>
+        <w:t>备注：{{ network_zone.notes_text }}</w:t>
       </w:r>
     </w:p>
     <w:p>
       <w:r>
         <w:t>{%p endif %}</w:t>
-      </w:r>
-    </w:p>
-    <w:p>
-      <w:r>
-        <w:t>{%p endfor %}</w:t>
       </w:r>
     </w:p>
     <w:p>

--- a/tools/docx-render/templates/project-report.docx
+++ b/tools/docx-render/templates/project-report.docx
@@ -1550,7 +1550,12 @@
           <w:rFonts w:hint="eastAsia"/>
           <w:lang w:val="en-US" w:eastAsia="zh-CN"/>
         </w:rPr>
-        <w:t>测试设备接入点：{{ network_zone.access_points_text }}</w:t>
+        <w:t>测试设备接入点：</w:t>
+      </w:r>
+    </w:p>
+    <w:p>
+      <w:r>
+        <w:t>{%p for ap in network_zone.access_points_text.splitlines() %}</w:t>
       </w:r>
     </w:p>
     <w:p>
@@ -1559,13 +1564,19 @@
           <w:rFonts w:hint="default"/>
           <w:lang w:val="en-US" w:eastAsia="zh-CN"/>
         </w:rPr>
+        <w:ind w:leftChars="200"/>
       </w:pPr>
       <w:r>
         <w:rPr>
           <w:rFonts w:hint="eastAsia"/>
           <w:lang w:val="en-US" w:eastAsia="zh-CN"/>
         </w:rPr>
-        <w:t>测试设备 IP：{{ network_zone.tester_ips_text }}</w:t>
+        <w:t>{{ ap }}</w:t>
+      </w:r>
+    </w:p>
+    <w:p>
+      <w:r>
+        <w:t>{%p endfor %}</w:t>
       </w:r>
     </w:p>
     <w:p>
@@ -1580,12 +1591,12 @@
           <w:rFonts w:hint="eastAsia"/>
           <w:lang w:val="en-US" w:eastAsia="zh-CN"/>
         </w:rPr>
-        <w:t>测试范围：{{ network_zone.targets_text }}</w:t>
-      </w:r>
-    </w:p>
-    <w:p>
-      <w:r>
-        <w:t>{%p if network_zone.exclusions_text %}</w:t>
+        <w:t>测试设备 IP：</w:t>
+      </w:r>
+    </w:p>
+    <w:p>
+      <w:r>
+        <w:t>{%p for ip in network_zone.tester_ips_text.splitlines() %}</w:t>
       </w:r>
     </w:p>
     <w:p>
@@ -1594,23 +1605,19 @@
           <w:rFonts w:hint="default"/>
           <w:lang w:val="en-US" w:eastAsia="zh-CN"/>
         </w:rPr>
+        <w:ind w:leftChars="200"/>
       </w:pPr>
       <w:r>
         <w:rPr>
           <w:rFonts w:hint="eastAsia"/>
           <w:lang w:val="en-US" w:eastAsia="zh-CN"/>
         </w:rPr>
-        <w:t>排除范围：{{ network_zone.exclusions_text }}</w:t>
-      </w:r>
-    </w:p>
-    <w:p>
-      <w:r>
-        <w:t>{%p endif %}</w:t>
-      </w:r>
-    </w:p>
-    <w:p>
-      <w:r>
-        <w:t>{%p if network_zone.notes_text %}</w:t>
+        <w:t>{{ ip }}</w:t>
+      </w:r>
+    </w:p>
+    <w:p>
+      <w:r>
+        <w:t>{%p endfor %}</w:t>
       </w:r>
     </w:p>
     <w:p>
@@ -1625,7 +1632,130 @@
           <w:rFonts w:hint="eastAsia"/>
           <w:lang w:val="en-US" w:eastAsia="zh-CN"/>
         </w:rPr>
-        <w:t>备注：{{ network_zone.notes_text }}</w:t>
+        <w:t>测试范围：</w:t>
+      </w:r>
+    </w:p>
+    <w:p>
+      <w:r>
+        <w:t>{%p for target in network_zone.targets_text.splitlines() %}</w:t>
+      </w:r>
+    </w:p>
+    <w:p>
+      <w:pPr>
+        <w:rPr>
+          <w:rFonts w:hint="default"/>
+          <w:lang w:val="en-US" w:eastAsia="zh-CN"/>
+        </w:rPr>
+        <w:ind w:leftChars="200"/>
+      </w:pPr>
+      <w:r>
+        <w:rPr>
+          <w:rFonts w:hint="eastAsia"/>
+          <w:lang w:val="en-US" w:eastAsia="zh-CN"/>
+        </w:rPr>
+        <w:t>{{ target }}</w:t>
+      </w:r>
+    </w:p>
+    <w:p>
+      <w:r>
+        <w:t>{%p endfor %}</w:t>
+      </w:r>
+    </w:p>
+    <w:p>
+      <w:r>
+        <w:t>{%p if network_zone.exclusions_text %}</w:t>
+      </w:r>
+    </w:p>
+    <w:p>
+      <w:pPr>
+        <w:rPr>
+          <w:rFonts w:hint="default"/>
+          <w:lang w:val="en-US" w:eastAsia="zh-CN"/>
+        </w:rPr>
+      </w:pPr>
+      <w:r>
+        <w:rPr>
+          <w:rFonts w:hint="eastAsia"/>
+          <w:lang w:val="en-US" w:eastAsia="zh-CN"/>
+        </w:rPr>
+        <w:t>排除范围：</w:t>
+      </w:r>
+    </w:p>
+    <w:p>
+      <w:r>
+        <w:t>{%p for exclusion in network_zone.exclusions_text.splitlines() %}</w:t>
+      </w:r>
+    </w:p>
+    <w:p>
+      <w:pPr>
+        <w:rPr>
+          <w:rFonts w:hint="default"/>
+          <w:lang w:val="en-US" w:eastAsia="zh-CN"/>
+        </w:rPr>
+        <w:ind w:leftChars="200"/>
+      </w:pPr>
+      <w:r>
+        <w:rPr>
+          <w:rFonts w:hint="eastAsia"/>
+          <w:lang w:val="en-US" w:eastAsia="zh-CN"/>
+        </w:rPr>
+        <w:t>{{ exclusion }}</w:t>
+      </w:r>
+    </w:p>
+    <w:p>
+      <w:r>
+        <w:t>{%p endfor %}</w:t>
+      </w:r>
+    </w:p>
+    <w:p>
+      <w:r>
+        <w:t>{%p endif %}</w:t>
+      </w:r>
+    </w:p>
+    <w:p>
+      <w:r>
+        <w:t>{%p if network_zone.notes_text %}</w:t>
+      </w:r>
+    </w:p>
+    <w:p>
+      <w:pPr>
+        <w:rPr>
+          <w:rFonts w:hint="default"/>
+          <w:lang w:val="en-US" w:eastAsia="zh-CN"/>
+        </w:rPr>
+      </w:pPr>
+      <w:r>
+        <w:rPr>
+          <w:rFonts w:hint="eastAsia"/>
+          <w:lang w:val="en-US" w:eastAsia="zh-CN"/>
+        </w:rPr>
+        <w:t>备注：</w:t>
+      </w:r>
+    </w:p>
+    <w:p>
+      <w:r>
+        <w:t>{%p for note in network_zone.notes_text.splitlines() %}</w:t>
+      </w:r>
+    </w:p>
+    <w:p>
+      <w:pPr>
+        <w:rPr>
+          <w:rFonts w:hint="default"/>
+          <w:lang w:val="en-US" w:eastAsia="zh-CN"/>
+        </w:rPr>
+        <w:ind w:leftChars="200"/>
+      </w:pPr>
+      <w:r>
+        <w:rPr>
+          <w:rFonts w:hint="eastAsia"/>
+          <w:lang w:val="en-US" w:eastAsia="zh-CN"/>
+        </w:rPr>
+        <w:t>{{ note }}</w:t>
+      </w:r>
+    </w:p>
+    <w:p>
+      <w:r>
+        <w:t>{%p endfor %}</w:t>
       </w:r>
     </w:p>
     <w:p>

--- a/tools/docx-render/templates/project-report.docx
+++ b/tools/docx-render/templates/project-report.docx
@@ -1793,18 +1793,29 @@
       </w:r>
     </w:p>
     <w:p>
+      <w:r>
+        <w:t>{%p for para in verification.description_lines %}</w:t>
+      </w:r>
+    </w:p>
+    <w:p>
       <w:pPr>
         <w:rPr>
           <w:rFonts w:hint="default"/>
           <w:lang w:val="en-US" w:eastAsia="zh-CN"/>
         </w:rPr>
+        <w:ind w:firstLineChars="200"/>
       </w:pPr>
       <w:r>
         <w:rPr>
           <w:rFonts w:hint="eastAsia"/>
           <w:lang w:val="en-US" w:eastAsia="zh-CN"/>
         </w:rPr>
-        <w:t>{{ verification.description }}</w:t>
+        <w:t>{{ para }}</w:t>
+      </w:r>
+    </w:p>
+    <w:p>
+      <w:r>
+        <w:t>{%p endfor %}</w:t>
       </w:r>
     </w:p>
     <w:p>
